--- a/Reportes/poliza_fianzas.docx
+++ b/Reportes/poliza_fianzas.docx
@@ -16,13 +16,13 @@
         <mc:AlternateContent>
           <mc:Choice Requires="wpg">
             <w:drawing>
-              <wp:anchor distT="0" distB="0" distL="0" distR="0" simplePos="0" relativeHeight="15730176" behindDoc="0" locked="0" layoutInCell="1" allowOverlap="1" wp14:anchorId="53563592" wp14:editId="6DE00674">
+              <wp:anchor distT="0" distB="0" distL="0" distR="0" simplePos="0" relativeHeight="15730176" behindDoc="0" locked="0" layoutInCell="1" allowOverlap="1" wp14:anchorId="53563592" wp14:editId="62B5ECE3">
                 <wp:simplePos x="0" y="0"/>
                 <wp:positionH relativeFrom="page">
-                  <wp:posOffset>232564</wp:posOffset>
+                  <wp:posOffset>233363</wp:posOffset>
                 </wp:positionH>
                 <wp:positionV relativeFrom="paragraph">
-                  <wp:posOffset>-294</wp:posOffset>
+                  <wp:posOffset>0</wp:posOffset>
                 </wp:positionV>
                 <wp:extent cx="7073900" cy="2741295"/>
                 <wp:effectExtent l="0" t="0" r="12700" b="20955"/>
@@ -1082,8 +1082,8 @@
                         <wps:cNvSpPr txBox="1"/>
                         <wps:spPr>
                           <a:xfrm>
-                            <a:off x="152400" y="1543644"/>
-                            <a:ext cx="2300094" cy="806852"/>
+                            <a:off x="152399" y="1543644"/>
+                            <a:ext cx="2630487" cy="806852"/>
                           </a:xfrm>
                           <a:prstGeom prst="rect">
                             <a:avLst/>
@@ -1316,8 +1316,8 @@
                         <wps:cNvSpPr txBox="1"/>
                         <wps:spPr>
                           <a:xfrm>
-                            <a:off x="2514600" y="1766296"/>
-                            <a:ext cx="2155825" cy="584200"/>
+                            <a:off x="2830512" y="1766296"/>
+                            <a:ext cx="2403246" cy="584200"/>
                           </a:xfrm>
                           <a:prstGeom prst="rect">
                             <a:avLst/>
@@ -2301,7 +2301,7 @@
           </mc:Choice>
           <mc:Fallback>
             <w:pict>
-              <v:group w14:anchorId="53563592" id="Group 2" o:spid="_x0000_s1026" style="position:absolute;margin-left:18.3pt;margin-top:0;width:557pt;height:215.85pt;z-index:15730176;mso-wrap-distance-left:0;mso-wrap-distance-right:0;mso-position-horizontal-relative:page;mso-width-relative:margin;mso-height-relative:margin" coordorigin="63" coordsize="70739,27417" o:gfxdata="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">
+              <v:group w14:anchorId="53563592" id="Group 2" o:spid="_x0000_s1026" style="position:absolute;margin-left:18.4pt;margin-top:0;width:557pt;height:215.85pt;z-index:15730176;mso-wrap-distance-left:0;mso-wrap-distance-right:0;mso-position-horizontal-relative:page;mso-width-relative:margin;mso-height-relative:margin" coordorigin="63" coordsize="70739,27417" o:gfxdata="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">
                 <v:shape id="Graphic 3" o:spid="_x0000_s1027" style="position:absolute;left:53403;top:6468;width:17399;height:17399;visibility:visible;mso-wrap-style:square;v-text-anchor:top" coordsize="1739900,1739900" o:gfxdata="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" path="m1692275,l47625,,29200,3780,14049,14049,3780,29200,,47625,,1692275r3780,18424l14049,1725850r15151,10269l47625,1739900r1644650,l1710699,1736119r15151,-10269l1736119,1710699r3781,-18424l1739900,47625r-3781,-18425l1725850,14049,1710699,3780,1692275,xe" fillcolor="#f5f5f5" stroked="f">
                   <v:path arrowok="t"/>
                 </v:shape>
@@ -2549,7 +2549,7 @@
                     </w:txbxContent>
                   </v:textbox>
                 </v:shape>
-                <v:shape id="Textbox 14" o:spid="_x0000_s1038" type="#_x0000_t202" style="position:absolute;left:1524;top:15436;width:23000;height:8068;visibility:visible;mso-wrap-style:square;v-text-anchor:top" o:gfxdata="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" filled="f" stroked="f">
+                <v:shape id="Textbox 14" o:spid="_x0000_s1038" type="#_x0000_t202" style="position:absolute;left:1523;top:15436;width:26305;height:8068;visibility:visible;mso-wrap-style:square;v-text-anchor:top" o:gfxdata="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" filled="f" stroked="f">
                   <v:textbox inset="0,0,0,0">
                     <w:txbxContent>
                       <w:p>
@@ -2769,7 +2769,7 @@
                     </w:txbxContent>
                   </v:textbox>
                 </v:shape>
-                <v:shape id="Textbox 15" o:spid="_x0000_s1039" type="#_x0000_t202" style="position:absolute;left:25146;top:17662;width:21558;height:5842;visibility:visible;mso-wrap-style:square;v-text-anchor:top" o:gfxdata="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" filled="f" stroked="f">
+                <v:shape id="Textbox 15" o:spid="_x0000_s1039" type="#_x0000_t202" style="position:absolute;left:28305;top:17662;width:24032;height:5842;visibility:visible;mso-wrap-style:square;v-text-anchor:top" o:gfxdata="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" filled="f" stroked="f">
                   <v:textbox inset="0,0,0,0">
                     <w:txbxContent>
                       <w:p>
@@ -4707,7 +4707,7 @@
                 </mc:Choice>
                 <mc:Fallback>
                   <w:pict>
-                    <v:group w14:anchorId="6C2EBF27" id="Group 22" o:spid="_x0000_s1026" style="position:absolute;margin-left:-.85pt;margin-top:-.55pt;width:556.5pt;height:12.75pt;z-index:-15844352;mso-wrap-distance-left:0;mso-wrap-distance-right:0" coordsize="70675,1619" o:gfxdata="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">
+                    <v:group w14:anchorId="07100016" id="Group 22" o:spid="_x0000_s1026" style="position:absolute;margin-left:-.85pt;margin-top:-.55pt;width:556.5pt;height:12.75pt;z-index:-15844352;mso-wrap-distance-left:0;mso-wrap-distance-right:0" coordsize="70675,1619" o:gfxdata="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">
                       <v:shape id="Graphic 23" o:spid="_x0000_s1027" style="position:absolute;left:63;top:63;width:70549;height:1492;visibility:visible;mso-wrap-style:square;v-text-anchor:top" coordsize="7054850,149225" o:gfxdata="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" path="m7007225,l47625,,29200,3780,14049,14049,3780,29200,,47625r,53975l3780,120024r10269,15151l29200,145444r18425,3781l7007225,149225r18424,-3781l7040800,135175r10269,-15151l7054850,101600r,-53975l7051069,29200,7040800,14049,7025649,3780,7007225,xe" fillcolor="#dfdfdf" stroked="f">
                         <v:path arrowok="t"/>
                       </v:shape>
@@ -7019,7 +7019,7 @@
           </mc:Choice>
           <mc:Fallback>
             <w:pict>
-              <v:group w14:anchorId="1A22FA2E" id="Group 39" o:spid="_x0000_s1026" style="width:240pt;height:1pt;mso-position-horizontal-relative:char;mso-position-vertical-relative:line" coordsize="30480,127" o:gfxdata="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">
+              <v:group w14:anchorId="2C0D2262" id="Group 39" o:spid="_x0000_s1026" style="width:240pt;height:1pt;mso-position-horizontal-relative:char;mso-position-vertical-relative:line" coordsize="30480,127" o:gfxdata="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">
                 <v:shape id="Graphic 40" o:spid="_x0000_s1027" style="position:absolute;top:63;width:30480;height:13;visibility:visible;mso-wrap-style:square;v-text-anchor:top" coordsize="3048000,1270" o:gfxdata="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" path="m,l3048000,e" filled="f" strokeweight="1pt">
                   <v:path arrowok="t"/>
                 </v:shape>
@@ -7117,7 +7117,7 @@
           </mc:Choice>
           <mc:Fallback>
             <w:pict>
-              <v:shape w14:anchorId="14BE47A7" id="Graphic 41" o:spid="_x0000_s1026" style="position:absolute;margin-left:336pt;margin-top:-1pt;width:240pt;height:.1pt;z-index:15731200;visibility:visible;mso-wrap-style:square;mso-wrap-distance-left:0;mso-wrap-distance-top:0;mso-wrap-distance-right:0;mso-wrap-distance-bottom:0;mso-position-horizontal:absolute;mso-position-horizontal-relative:page;mso-position-vertical:absolute;mso-position-vertical-relative:text;v-text-anchor:top" coordsize="3048000,1270" o:gfxdata="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" path="m,l3048000,e" filled="f" strokeweight="1pt">
+              <v:shape w14:anchorId="588C6484" id="Graphic 41" o:spid="_x0000_s1026" style="position:absolute;margin-left:336pt;margin-top:-1pt;width:240pt;height:.1pt;z-index:15731200;visibility:visible;mso-wrap-style:square;mso-wrap-distance-left:0;mso-wrap-distance-top:0;mso-wrap-distance-right:0;mso-wrap-distance-bottom:0;mso-position-horizontal:absolute;mso-position-horizontal-relative:page;mso-position-vertical:absolute;mso-position-vertical-relative:text;v-text-anchor:top" coordsize="3048000,1270" o:gfxdata="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" path="m,l3048000,e" filled="f" strokeweight="1pt">
                 <v:path arrowok="t"/>
                 <w10:wrap anchorx="page"/>
               </v:shape>
